--- a/evaluation/qualtrics/01_HCPs_PRE/separate_HCPs/2_cases_per_HCP/HCP_1/main.docx
+++ b/evaluation/qualtrics/01_HCPs_PRE/separate_HCPs/2_cases_per_HCP/HCP_1/main.docx
@@ -749,7 +749,7 @@
               <w:rPr>
                 <w:sz w:val="19"/>
               </w:rPr>
-              <w:t>Na 21 dagen EMA-monitoring construeert PHOENIX een bipartiet netwerk: een graaf met twee kolommensets en gewogen verbindingen daartussen.</w:t>
+              <w:t>Na voldoende EMA-monitoring construeert PHOENIX een bipartiet netwerk: een graaf met twee kolommensets en gewogen verbindingen daartussen.</w:t>
             </w:r>
           </w:p>
           <w:p>
@@ -826,7 +826,7 @@
       <w:tr>
         <w:tc>
           <w:tcPr>
-            <w:tcW w:type="dxa" w:w="2436"/>
+            <w:tcW w:type="dxa" w:w="737"/>
           </w:tcPr>
           <w:p>
             <w:r>
@@ -840,7 +840,7 @@
         </w:tc>
         <w:tc>
           <w:tcPr>
-            <w:tcW w:type="dxa" w:w="2436"/>
+            <w:tcW w:type="dxa" w:w="2268"/>
           </w:tcPr>
           <w:p>
             <w:r>
@@ -854,7 +854,7 @@
         </w:tc>
         <w:tc>
           <w:tcPr>
-            <w:tcW w:type="dxa" w:w="2436"/>
+            <w:tcW w:type="dxa" w:w="4932"/>
           </w:tcPr>
           <w:p>
             <w:r>
@@ -868,7 +868,7 @@
         </w:tc>
         <w:tc>
           <w:tcPr>
-            <w:tcW w:type="dxa" w:w="2436"/>
+            <w:tcW w:type="dxa" w:w="1134"/>
           </w:tcPr>
           <w:p>
             <w:r>
@@ -884,7 +884,7 @@
       <w:tr>
         <w:tc>
           <w:tcPr>
-            <w:tcW w:type="dxa" w:w="2436"/>
+            <w:tcW w:type="dxa" w:w="737"/>
           </w:tcPr>
           <w:p>
             <w:r>
@@ -897,7 +897,7 @@
         </w:tc>
         <w:tc>
           <w:tcPr>
-            <w:tcW w:type="dxa" w:w="2436"/>
+            <w:tcW w:type="dxa" w:w="2268"/>
           </w:tcPr>
           <w:p>
             <w:r>
@@ -910,7 +910,7 @@
         </w:tc>
         <w:tc>
           <w:tcPr>
-            <w:tcW w:type="dxa" w:w="2436"/>
+            <w:tcW w:type="dxa" w:w="4932"/>
           </w:tcPr>
           <w:p>
             <w:r>
@@ -923,7 +923,7 @@
         </w:tc>
         <w:tc>
           <w:tcPr>
-            <w:tcW w:type="dxa" w:w="2436"/>
+            <w:tcW w:type="dxa" w:w="1134"/>
           </w:tcPr>
           <w:p>
             <w:r>
@@ -938,7 +938,7 @@
       <w:tr>
         <w:tc>
           <w:tcPr>
-            <w:tcW w:type="dxa" w:w="2436"/>
+            <w:tcW w:type="dxa" w:w="737"/>
           </w:tcPr>
           <w:p>
             <w:r>
@@ -951,7 +951,7 @@
         </w:tc>
         <w:tc>
           <w:tcPr>
-            <w:tcW w:type="dxa" w:w="2436"/>
+            <w:tcW w:type="dxa" w:w="2268"/>
           </w:tcPr>
           <w:p>
             <w:r>
@@ -964,7 +964,7 @@
         </w:tc>
         <w:tc>
           <w:tcPr>
-            <w:tcW w:type="dxa" w:w="2436"/>
+            <w:tcW w:type="dxa" w:w="4932"/>
           </w:tcPr>
           <w:p>
             <w:r>
@@ -977,7 +977,7 @@
         </w:tc>
         <w:tc>
           <w:tcPr>
-            <w:tcW w:type="dxa" w:w="2436"/>
+            <w:tcW w:type="dxa" w:w="1134"/>
           </w:tcPr>
           <w:p>
             <w:r>
@@ -992,7 +992,7 @@
       <w:tr>
         <w:tc>
           <w:tcPr>
-            <w:tcW w:type="dxa" w:w="2436"/>
+            <w:tcW w:type="dxa" w:w="737"/>
           </w:tcPr>
           <w:p>
             <w:r>
@@ -1005,7 +1005,7 @@
         </w:tc>
         <w:tc>
           <w:tcPr>
-            <w:tcW w:type="dxa" w:w="2436"/>
+            <w:tcW w:type="dxa" w:w="2268"/>
           </w:tcPr>
           <w:p>
             <w:r>
@@ -1018,7 +1018,7 @@
         </w:tc>
         <w:tc>
           <w:tcPr>
-            <w:tcW w:type="dxa" w:w="2436"/>
+            <w:tcW w:type="dxa" w:w="4932"/>
           </w:tcPr>
           <w:p>
             <w:r>
@@ -1031,7 +1031,7 @@
         </w:tc>
         <w:tc>
           <w:tcPr>
-            <w:tcW w:type="dxa" w:w="2436"/>
+            <w:tcW w:type="dxa" w:w="1134"/>
           </w:tcPr>
           <w:p>
             <w:r>
@@ -1046,7 +1046,7 @@
       <w:tr>
         <w:tc>
           <w:tcPr>
-            <w:tcW w:type="dxa" w:w="2436"/>
+            <w:tcW w:type="dxa" w:w="737"/>
           </w:tcPr>
           <w:p>
             <w:r>
@@ -1059,7 +1059,7 @@
         </w:tc>
         <w:tc>
           <w:tcPr>
-            <w:tcW w:type="dxa" w:w="2436"/>
+            <w:tcW w:type="dxa" w:w="2268"/>
           </w:tcPr>
           <w:p>
             <w:r>
@@ -1072,7 +1072,7 @@
         </w:tc>
         <w:tc>
           <w:tcPr>
-            <w:tcW w:type="dxa" w:w="2436"/>
+            <w:tcW w:type="dxa" w:w="4932"/>
           </w:tcPr>
           <w:p>
             <w:r>
@@ -1085,7 +1085,7 @@
         </w:tc>
         <w:tc>
           <w:tcPr>
-            <w:tcW w:type="dxa" w:w="2436"/>
+            <w:tcW w:type="dxa" w:w="1134"/>
           </w:tcPr>
           <w:p>
             <w:r>
@@ -1100,7 +1100,7 @@
       <w:tr>
         <w:tc>
           <w:tcPr>
-            <w:tcW w:type="dxa" w:w="2436"/>
+            <w:tcW w:type="dxa" w:w="737"/>
           </w:tcPr>
           <w:p>
             <w:r>
@@ -1113,7 +1113,7 @@
         </w:tc>
         <w:tc>
           <w:tcPr>
-            <w:tcW w:type="dxa" w:w="2436"/>
+            <w:tcW w:type="dxa" w:w="2268"/>
           </w:tcPr>
           <w:p>
             <w:r>
@@ -1126,7 +1126,7 @@
         </w:tc>
         <w:tc>
           <w:tcPr>
-            <w:tcW w:type="dxa" w:w="2436"/>
+            <w:tcW w:type="dxa" w:w="4932"/>
           </w:tcPr>
           <w:p>
             <w:r>
@@ -1139,7 +1139,7 @@
         </w:tc>
         <w:tc>
           <w:tcPr>
-            <w:tcW w:type="dxa" w:w="2436"/>
+            <w:tcW w:type="dxa" w:w="1134"/>
           </w:tcPr>
           <w:p>
             <w:r>
@@ -1154,7 +1154,7 @@
       <w:tr>
         <w:tc>
           <w:tcPr>
-            <w:tcW w:type="dxa" w:w="2436"/>
+            <w:tcW w:type="dxa" w:w="737"/>
           </w:tcPr>
           <w:p>
             <w:r>
@@ -1167,7 +1167,7 @@
         </w:tc>
         <w:tc>
           <w:tcPr>
-            <w:tcW w:type="dxa" w:w="2436"/>
+            <w:tcW w:type="dxa" w:w="2268"/>
           </w:tcPr>
           <w:p>
             <w:r>
@@ -1180,7 +1180,7 @@
         </w:tc>
         <w:tc>
           <w:tcPr>
-            <w:tcW w:type="dxa" w:w="2436"/>
+            <w:tcW w:type="dxa" w:w="4932"/>
           </w:tcPr>
           <w:p>
             <w:r>
@@ -1193,7 +1193,7 @@
         </w:tc>
         <w:tc>
           <w:tcPr>
-            <w:tcW w:type="dxa" w:w="2436"/>
+            <w:tcW w:type="dxa" w:w="1134"/>
           </w:tcPr>
           <w:p>
             <w:r>
@@ -1208,7 +1208,7 @@
       <w:tr>
         <w:tc>
           <w:tcPr>
-            <w:tcW w:type="dxa" w:w="2436"/>
+            <w:tcW w:type="dxa" w:w="737"/>
           </w:tcPr>
           <w:p>
             <w:r>
@@ -1221,7 +1221,7 @@
         </w:tc>
         <w:tc>
           <w:tcPr>
-            <w:tcW w:type="dxa" w:w="2436"/>
+            <w:tcW w:type="dxa" w:w="2268"/>
           </w:tcPr>
           <w:p>
             <w:r>
@@ -1235,7 +1235,7 @@
         </w:tc>
         <w:tc>
           <w:tcPr>
-            <w:tcW w:type="dxa" w:w="2436"/>
+            <w:tcW w:type="dxa" w:w="4932"/>
           </w:tcPr>
           <w:p>
             <w:r>
@@ -1248,7 +1248,7 @@
         </w:tc>
         <w:tc>
           <w:tcPr>
-            <w:tcW w:type="dxa" w:w="2436"/>
+            <w:tcW w:type="dxa" w:w="1134"/>
           </w:tcPr>
           <w:p>
             <w:r>
@@ -1513,7 +1513,7 @@
                 <w:color w:val="6D28D9"/>
                 <w:sz w:val="20"/>
               </w:rPr>
-              <w:t>Uitgewerkt voorbeeld – Deel 1 – Nadia (38-jarige verpleegkundige)  |  Hoe formuleert u een correct symptoomlabel?</w:t>
+              <w:t>Voorbeeld — Deel 1: Operationalisering  |  Hoe formuleert u een correct symptoomlabel?</w:t>
             </w:r>
           </w:p>
           <w:p>
@@ -2196,7 +2196,7 @@
                 <w:color w:val="6D28D9"/>
                 <w:sz w:val="20"/>
               </w:rPr>
-              <w:t>Uitgewerkt voorbeeld – Deel 2 – Nadia (38-jarige verpleegkundige)  |  Hoe genereert u behandelingsoptielabels?</w:t>
+              <w:t>Voorbeeld — Deel 2: Initieel observatiemodel  |  Hoe genereert u behandelingsoptielabels?</w:t>
             </w:r>
           </w:p>
           <w:p>
@@ -3018,7 +3018,7 @@
                 <w:color w:val="6D28D9"/>
                 <w:sz w:val="20"/>
               </w:rPr>
-              <w:t>Uitgewerkt voorbeeld – Deel 3 – Nadia (38-jarige verpleegkundige)  |  Hoe leest u het netwerk en rangschikt u de behandelingsopties?</w:t>
+              <w:t>Voorbeeld — Deel 3: Behandeldoelprioritering  |  Hoe leest u het netwerk en rangschikt u de behandelingsopties?</w:t>
             </w:r>
           </w:p>
           <w:p>
@@ -4252,7 +4252,7 @@
                 <w:color w:val="6D28D9"/>
                 <w:sz w:val="20"/>
               </w:rPr>
-              <w:t>Uitgewerkt voorbeeld – Deel 4 – Nadia (38-jarige verpleegkundige)  |  Hoe selecteert u de meest passende EMA-items per behandeldoel?</w:t>
+              <w:t>Voorbeeld — Deel 4: Verfijnd observatiemodel  |  Hoe selecteert u de meest passende EMA-items per behandeldoel?</w:t>
             </w:r>
           </w:p>
           <w:p>
@@ -4463,7 +4463,7 @@
               <w:rPr>
                 <w:sz w:val="19"/>
               </w:rPr>
-              <w:t>• Slaap en avondherstel (domein: schermgebruik en inslaaproutine; hoogste netwerkimpact op S-1 en S-2)</w:t>
+              <w:t>• Slaap en avondherstel</w:t>
             </w:r>
           </w:p>
           <w:p>
@@ -4474,7 +4474,7 @@
               <w:rPr>
                 <w:sz w:val="19"/>
               </w:rPr>
-              <w:t>• Cognitieve ontlading (domein: het mentaal loslaten van taken en zorgen voor het slapengaan; nauwelijks ingezet)</w:t>
+              <w:t>• Cognitieve ontlading</w:t>
             </w:r>
           </w:p>
           <w:p>
@@ -4485,7 +4485,7 @@
               <w:rPr>
                 <w:sz w:val="19"/>
               </w:rPr>
-              <w:t>• Lichamelijke activiteit (domein: aerobe en matige beweging; zeer lage frequentie (0,7 sessies/week))</w:t>
+              <w:t>• Lichamelijke activiteit</w:t>
             </w:r>
           </w:p>
         </w:tc>
@@ -5190,7 +5190,7 @@
               <w:rPr>
                 <w:sz w:val="19"/>
               </w:rPr>
-              <w:t>• Exposure en gedragsexperiment (domein: het bewust opzoeken van gevreesde situaties; nagenoeg afwezig (0,3/dag))</w:t>
+              <w:t>• Exposure en gedragsexperiment</w:t>
             </w:r>
           </w:p>
           <w:p>
@@ -5201,7 +5201,7 @@
               <w:rPr>
                 <w:sz w:val="19"/>
               </w:rPr>
-              <w:t>• Vermindering van veiligheids- en vermijdingsgedrag (domein: bewust nalaten van angstverminderende maar angstonderhoudende acties; hoge frequentie (8,7/dag))</w:t>
+              <w:t>• Vermindering van veiligheids- en vermijdingsgedrag</w:t>
             </w:r>
           </w:p>
           <w:p>
@@ -5212,7 +5212,7 @@
               <w:rPr>
                 <w:sz w:val="19"/>
               </w:rPr>
-              <w:t>• Interoceptieve aandachtsturing (domein: bewuste omgang met lichamelijke sensaties zonder vluchtreactie; voedt paniekcyclus)</w:t>
+              <w:t>• Interoceptieve aandachtsturing</w:t>
             </w:r>
           </w:p>
         </w:tc>
@@ -6086,7 +6086,7 @@
                 <w:color w:val="6D28D9"/>
                 <w:sz w:val="20"/>
               </w:rPr>
-              <w:t>Uitgewerkt voorbeeld – Deel 5 – Nadia (38-jarige verpleegkundige)  |  Hoe formuleert u een effectieve coachingsboodschap?</w:t>
+              <w:t>Voorbeeld — Deel 5: Mobiele coaching  |  Hoe formuleert u een effectieve coachingsboodschap?</w:t>
             </w:r>
           </w:p>
           <w:p>

--- a/evaluation/qualtrics/01_HCPs_PRE/separate_HCPs/2_cases_per_HCP/HCP_1/main.docx
+++ b/evaluation/qualtrics/01_HCPs_PRE/separate_HCPs/2_cases_per_HCP/HCP_1/main.docx
@@ -384,7 +384,7 @@
               <w:rPr>
                 <w:sz w:val="19"/>
               </w:rPr>
-              <w:t>EMA-metingen en (5) een mobiele coachingsboodschap.</w:t>
+              <w:t>EMA-metingen en (5) een mobiele coachingsboodschap. Aansluitend beantwoordt u in Deel 6 één algemene reflectievraag over uw digitale benaderingslogica.</w:t>
             </w:r>
           </w:p>
           <w:p/>
@@ -1208,6 +1208,48 @@
       <w:tr>
         <w:tc>
           <w:tcPr>
+            <w:tcW w:type="dxa" w:w="2436"/>
+          </w:tcPr>
+          <w:p>
+            <w:r>
+              <w:t>6</w:t>
+            </w:r>
+          </w:p>
+        </w:tc>
+        <w:tc>
+          <w:tcPr>
+            <w:tcW w:type="dxa" w:w="2436"/>
+          </w:tcPr>
+          <w:p>
+            <w:r>
+              <w:t>Reflectie digitale aanpak</w:t>
+            </w:r>
+          </w:p>
+        </w:tc>
+        <w:tc>
+          <w:tcPr>
+            <w:tcW w:type="dxa" w:w="2436"/>
+          </w:tcPr>
+          <w:p>
+            <w:r>
+              <w:t>Beantwoord één algemene reflectievraag over uw EMA-benaderingslogica</w:t>
+            </w:r>
+          </w:p>
+        </w:tc>
+        <w:tc>
+          <w:tcPr>
+            <w:tcW w:type="dxa" w:w="2436"/>
+          </w:tcPr>
+          <w:p>
+            <w:r>
+              <w:t>≈ 5 min</w:t>
+            </w:r>
+          </w:p>
+        </w:tc>
+      </w:tr>
+      <w:tr>
+        <w:tc>
+          <w:tcPr>
             <w:tcW w:type="dxa" w:w="737"/>
           </w:tcPr>
           <w:p>
@@ -1256,7 +1298,7 @@
                 <w:b/>
                 <w:sz w:val="18"/>
               </w:rPr>
-              <w:t>40–50 min</w:t>
+              <w:t>45–55 min</w:t>
             </w:r>
           </w:p>
         </w:tc>
@@ -1299,7 +1341,7 @@
               <w:rPr>
                 <w:sz w:val="19"/>
               </w:rPr>
-              <w:t>1. Werk sequentieel: Deel 1 → Deel 5. Ga pas naar een volgend deel wanneer het huidige deel volledig is afgewerkt voor beide casussen.</w:t>
+              <w:t>1. Werk sequentieel: Deel 1 → Deel 6. Ga pas naar een volgend deel wanneer het huidige deel volledig is afgewerkt voor beide casussen.</w:t>
             </w:r>
           </w:p>
           <w:p>
@@ -1513,7 +1555,7 @@
                 <w:color w:val="6D28D9"/>
                 <w:sz w:val="20"/>
               </w:rPr>
-              <w:t>Voorbeeld — Deel 1: Operationalisering  |  Hoe formuleert u een correct symptoomlabel?</w:t>
+              <w:t>Voorbeeld — Hoe formuleert u een correct symptoomlabel?</w:t>
             </w:r>
           </w:p>
           <w:p>
@@ -2196,7 +2238,7 @@
                 <w:color w:val="6D28D9"/>
                 <w:sz w:val="20"/>
               </w:rPr>
-              <w:t>Voorbeeld — Deel 2: Initieel observatiemodel  |  Hoe genereert u behandelingsoptielabels?</w:t>
+              <w:t>Voorbeeld — Hoe genereert u behandelingsoptielabels?</w:t>
             </w:r>
           </w:p>
           <w:p>
@@ -3018,7 +3060,7 @@
                 <w:color w:val="6D28D9"/>
                 <w:sz w:val="20"/>
               </w:rPr>
-              <w:t>Voorbeeld — Deel 3: Behandeldoelprioritering  |  Hoe leest u het netwerk en rangschikt u de behandelingsopties?</w:t>
+              <w:t>Voorbeeld — Hoe leest u het netwerk en rangschikt u de behandelingsopties?</w:t>
             </w:r>
           </w:p>
           <w:p>
@@ -3029,7 +3071,7 @@
               <w:rPr>
                 <w:sz w:val="19"/>
               </w:rPr>
-              <w:t>Monitoring (voorbeeld): Schermtijd voor slapengaan: 18/21 avonden actief (gem. 65 min). Lichaamsbeweging: 0,8 sessies/week. Sociaal contact op eigen initiatief: 0,9/week.</w:t>
+              <w:t>Monitoring (voorbeeld): Schermtijd voor slapengaan: 18/21 avonden actief (gem. 65 min). Lichaamsbeweging: 0,8 sessies/week. Sociaal contact op eigen initiatief: 5 keer/week (reeds adequaat).</w:t>
             </w:r>
           </w:p>
           <w:p/>
@@ -3119,7 +3161,7 @@
               <w:rPr>
                 <w:sz w:val="19"/>
               </w:rPr>
-              <w:t xml:space="preserve">  3. BO-3 (Sociaal contact): sterk negatief verband met S-3; laag (0,9/week) → prioriteit 3.</w:t>
+              <w:t xml:space="preserve">  3. BO-3 (Sociaal contact): sterk negatief verband met S-3; laag (5 keer/week (reeds adequaat)) → prioriteit 3.</w:t>
             </w:r>
           </w:p>
         </w:tc>
@@ -4252,7 +4294,7 @@
                 <w:color w:val="6D28D9"/>
                 <w:sz w:val="20"/>
               </w:rPr>
-              <w:t>Voorbeeld — Deel 4: Verfijnd observatiemodel  |  Hoe selecteert u de meest passende EMA-items per behandeldoel?</w:t>
+              <w:t>Voorbeeld — Hoe selecteert u de meest passende EMA-items per behandeldoel?</w:t>
             </w:r>
           </w:p>
           <w:p>
@@ -4341,7 +4383,7 @@
               <w:rPr>
                 <w:sz w:val="19"/>
               </w:rPr>
-              <w:t xml:space="preserve">  × 'Cafeïne-inname na 15.00 uur (aantal)' → niet juist (raakt slaap slechts zijdelings)</w:t>
+              <w:t xml:space="preserve">  × 'Duur aerobe activiteit vandaag (min)' → niet juist (operationaliseert lichamelijke activiteit, niet Slaapkwaliteit)</w:t>
             </w:r>
           </w:p>
           <w:p>
@@ -4463,7 +4505,7 @@
               <w:rPr>
                 <w:sz w:val="19"/>
               </w:rPr>
-              <w:t>• Slaap en avondherstel</w:t>
+              <w:t>• Slaapkwaliteit</w:t>
             </w:r>
           </w:p>
           <w:p>
@@ -4571,7 +4613,7 @@
               <w:rPr>
                 <w:sz w:val="18"/>
               </w:rPr>
-              <w:t>Schermvrij interval direct voor slapengaan (min)</w:t>
+              <w:t>Waterinname vandaag (glazen)</w:t>
             </w:r>
           </w:p>
         </w:tc>
@@ -4599,7 +4641,7 @@
               <w:rPr>
                 <w:sz w:val="18"/>
               </w:rPr>
-              <w:t>Cafeine-inname na 15.00 uur (aantal dranken)</w:t>
+              <w:t>Medicatie op voorgeschreven tijdstip ingenomen (ja/nee)</w:t>
             </w:r>
           </w:p>
         </w:tc>
@@ -4683,7 +4725,7 @@
               <w:rPr>
                 <w:sz w:val="18"/>
               </w:rPr>
-              <w:t>Bewust sociaal contact gezocht of beantwoord vandaag (ja/nee)</w:t>
+              <w:t>Gesprek met vertrouwenspersoon of steunfiguur gevoerd vandaag (ja/nee)</w:t>
             </w:r>
           </w:p>
         </w:tc>
@@ -4739,7 +4781,7 @@
               <w:rPr>
                 <w:sz w:val="18"/>
               </w:rPr>
-              <w:t>Ochtendlichtblootstelling buiten in de ochtend (min)</w:t>
+              <w:t>Alcoholconsumptie vanavond (eenheden)</w:t>
             </w:r>
           </w:p>
         </w:tc>
@@ -4795,7 +4837,7 @@
               <w:rPr>
                 <w:sz w:val="18"/>
               </w:rPr>
-              <w:t>Alcoholinname vanavond (eenheden)</w:t>
+              <w:t>Omega-3- of vitamine-D-supplement ingenomen (ja/nee)</w:t>
             </w:r>
           </w:p>
         </w:tc>
@@ -4851,7 +4893,7 @@
               <w:rPr>
                 <w:sz w:val="18"/>
               </w:rPr>
-              <w:t>Werkuren vandaag (uren)</w:t>
+              <w:t>Lichttherapielamp of wekker op licht gebruikt in de ochtend (ja/nee)</w:t>
             </w:r>
           </w:p>
         </w:tc>
@@ -4879,7 +4921,7 @@
               <w:rPr>
                 <w:sz w:val="18"/>
               </w:rPr>
-              <w:t>Waterinname vandaag (glazen)</w:t>
+              <w:t>Gebalanceerde maaltijden op vaste tijden genuttigd vandaag (ja/nee)</w:t>
             </w:r>
           </w:p>
         </w:tc>
@@ -4907,7 +4949,7 @@
               <w:rPr>
                 <w:sz w:val="18"/>
               </w:rPr>
-              <w:t>Middagdutje genomen (ja/nee)</w:t>
+              <w:t>Professioneel consult of therapeutische sessie bijgewoond vandaag (ja/nee)</w:t>
             </w:r>
           </w:p>
         </w:tc>
@@ -4935,7 +4977,7 @@
               <w:rPr>
                 <w:sz w:val="18"/>
               </w:rPr>
-              <w:t>Geplande sociale activiteit bijgewoond of geinitieerd (ja/nee)</w:t>
+              <w:t>Schermvrij interval direct voor slapengaan (min)</w:t>
             </w:r>
           </w:p>
         </w:tc>
@@ -4963,7 +5005,7 @@
               <w:rPr>
                 <w:sz w:val="18"/>
               </w:rPr>
-              <w:t>Bewuste ontspanningsoefening of ademhaling in avond uitgevoerd (min)</w:t>
+              <w:t>Sigaretten of tabak gerookt vandaag (aantal)</w:t>
             </w:r>
           </w:p>
         </w:tc>
@@ -4991,7 +5033,7 @@
               <w:rPr>
                 <w:sz w:val="18"/>
               </w:rPr>
-              <w:t>Maaltijd op vaste tijden genuttigd (ja/nee)</w:t>
+              <w:t>Betekenisvolle of waardegerichte activiteit ondernomen vandaag (ja/nee)</w:t>
             </w:r>
           </w:p>
         </w:tc>
@@ -5019,7 +5061,7 @@
               <w:rPr>
                 <w:sz w:val="18"/>
               </w:rPr>
-              <w:t>Stappentelling overdag (stappen)</w:t>
+              <w:t>Financiële zorgen of administratieve taken aangepakt vandaag (ja/nee)</w:t>
             </w:r>
           </w:p>
         </w:tc>
@@ -5047,7 +5089,7 @@
               <w:rPr>
                 <w:sz w:val="18"/>
               </w:rPr>
-              <w:t>Werkgerelateerde taken afgesloten en bewust losgekoppeld na werktijd (ja/nee)</w:t>
+              <w:t>Bewust dankbaarheidsoefening of positieve reflectie uitgevoerd vandaag (ja/nee)</w:t>
             </w:r>
           </w:p>
         </w:tc>
@@ -5075,7 +5117,7 @@
               <w:rPr>
                 <w:sz w:val="18"/>
               </w:rPr>
-              <w:t>Schermvrije werkpauze genomen tijdens werkdag (min)</w:t>
+              <w:t>Werkpauzes op vaste tijden genomen vandaag (ja/nee)</w:t>
             </w:r>
           </w:p>
         </w:tc>
@@ -5103,7 +5145,7 @@
               <w:rPr>
                 <w:sz w:val="18"/>
               </w:rPr>
-              <w:t>Professioneel herstelmoment (hobby, buiten, creatief) uitgevoerd in avond (min)</w:t>
+              <w:t>Pijnklachten of lichamelijke ongemakken bijgehouden in een dagboek (ja/nee)</w:t>
             </w:r>
           </w:p>
         </w:tc>
@@ -5190,7 +5232,7 @@
               <w:rPr>
                 <w:sz w:val="19"/>
               </w:rPr>
-              <w:t>• Exposure en gedragsexperiment</w:t>
+              <w:t>• Exposureopbouw</w:t>
             </w:r>
           </w:p>
           <w:p>
@@ -5201,7 +5243,7 @@
               <w:rPr>
                 <w:sz w:val="19"/>
               </w:rPr>
-              <w:t>• Vermindering van veiligheids- en vermijdingsgedrag</w:t>
+              <w:t>• Veiligheidsgedragsreductie</w:t>
             </w:r>
           </w:p>
           <w:p>
@@ -5326,7 +5368,7 @@
               <w:rPr>
                 <w:sz w:val="18"/>
               </w:rPr>
-              <w:t>Cafeine-inname voor 12.00 uur (aantal)</w:t>
+              <w:t>Medicatie op voorgeschreven tijdstip ingenomen (ja/nee)</w:t>
             </w:r>
           </w:p>
         </w:tc>
@@ -5354,7 +5396,7 @@
               <w:rPr>
                 <w:sz w:val="18"/>
               </w:rPr>
-              <w:t>Consistent slaap- en waktijdstip aangehouden (ja/nee)</w:t>
+              <w:t>Gebalanceerde maaltijden op vaste tijden genuttigd vandaag (ja/nee)</w:t>
             </w:r>
           </w:p>
         </w:tc>
@@ -5410,7 +5452,7 @@
               <w:rPr>
                 <w:sz w:val="18"/>
               </w:rPr>
-              <w:t>Bewuste ontspanningsoefening of ademhaling bij spanning (min)</w:t>
+              <w:t>Waterinname vandaag (glazen)</w:t>
             </w:r>
           </w:p>
         </w:tc>
@@ -5438,7 +5480,7 @@
               <w:rPr>
                 <w:sz w:val="18"/>
               </w:rPr>
-              <w:t>Sociale activiteit bewust opgezocht vandaag (ja/nee)</w:t>
+              <w:t>Omega-3- of vitamine-D-supplement ingenomen (ja/nee)</w:t>
             </w:r>
           </w:p>
         </w:tc>
@@ -5494,7 +5536,7 @@
               <w:rPr>
                 <w:sz w:val="18"/>
               </w:rPr>
-              <w:t>Werkstructuur of dagindeling bewust gevolgd (ja/nee)</w:t>
+              <w:t>Werkuren vandaag (uren)</w:t>
             </w:r>
           </w:p>
         </w:tc>
@@ -5522,7 +5564,7 @@
               <w:rPr>
                 <w:sz w:val="18"/>
               </w:rPr>
-              <w:t>Plezierige activiteit buiten werk gepland en uitgevoerd (ja/nee)</w:t>
+              <w:t>Cafeine-inname na 15.00 uur beperkt (ja/nee)</w:t>
             </w:r>
           </w:p>
         </w:tc>
@@ -5578,7 +5620,7 @@
               <w:rPr>
                 <w:sz w:val="18"/>
               </w:rPr>
-              <w:t>Waterinname vandaag (glazen)</w:t>
+              <w:t>Lichttherapielamp of wekker op licht gebruikt in de ochtend (ja/nee)</w:t>
             </w:r>
           </w:p>
         </w:tc>
@@ -5606,7 +5648,7 @@
               <w:rPr>
                 <w:sz w:val="18"/>
               </w:rPr>
-              <w:t>Lichaamsbeweging of wandeling buiten uitgevoerd (min)</w:t>
+              <w:t>Gesprek met vertrouwenspersoon of steunfiguur gevoerd vandaag (ja/nee)</w:t>
             </w:r>
           </w:p>
         </w:tc>
@@ -5634,7 +5676,7 @@
               <w:rPr>
                 <w:sz w:val="18"/>
               </w:rPr>
-              <w:t>Interoceptieve oefening bewust uitgevoerd (min)</w:t>
+              <w:t>Interoceptieve oefening bewust uitgevoerd vandaag (min)</w:t>
             </w:r>
           </w:p>
         </w:tc>
@@ -5662,7 +5704,7 @@
               <w:rPr>
                 <w:sz w:val="18"/>
               </w:rPr>
-              <w:t>Middagdutje genomen (ja/nee)</w:t>
+              <w:t>Sigaretten of tabak gerookt vandaag (aantal)</w:t>
             </w:r>
           </w:p>
         </w:tc>
@@ -5690,7 +5732,7 @@
               <w:rPr>
                 <w:sz w:val="18"/>
               </w:rPr>
-              <w:t>Maaltijd op vaste tijden genuttigd (ja/nee)</w:t>
+              <w:t>Financiële zorgen of administratieve taken aangepakt vandaag (ja/nee)</w:t>
             </w:r>
           </w:p>
         </w:tc>
@@ -5718,7 +5760,7 @@
               <w:rPr>
                 <w:sz w:val="18"/>
               </w:rPr>
-              <w:t>Middagpauze bewust weggestapt van werkplek of drukke omgeving (ja/nee)</w:t>
+              <w:t>Professioneel consult of therapeutische sessie bijgewoond vandaag (ja/nee)</w:t>
             </w:r>
           </w:p>
         </w:tc>
@@ -5774,7 +5816,7 @@
               <w:rPr>
                 <w:sz w:val="18"/>
               </w:rPr>
-              <w:t>Stappentelling overdag (stappen)</w:t>
+              <w:t>Alcoholconsumptie vanavond (eenheden)</w:t>
             </w:r>
           </w:p>
         </w:tc>
@@ -5802,7 +5844,7 @@
               <w:rPr>
                 <w:sz w:val="18"/>
               </w:rPr>
-              <w:t>Bewust sociaal contact of gezelschap opgezocht vandaag (ja/nee)</w:t>
+              <w:t>Betekenisvolle of waardegerichte activiteit ondernomen vandaag (ja/nee)</w:t>
             </w:r>
           </w:p>
         </w:tc>
@@ -5830,7 +5872,7 @@
               <w:rPr>
                 <w:sz w:val="18"/>
               </w:rPr>
-              <w:t>Alcoholinname vanavond (eenheden)</w:t>
+              <w:t>Bewust dankbaarheidsoefening of positieve reflectie uitgevoerd vandaag (ja/nee)</w:t>
             </w:r>
           </w:p>
         </w:tc>
@@ -5871,7 +5913,7 @@
         <w:rPr>
           <w:color w:val="1E3A5F"/>
         </w:rPr>
-        <w:t>6  Deel 5: Gepersonaliseerde mobiele coachingsboodschap (HAPA-kader)</w:t>
+        <w:t>6  Deel 5: Gepersonaliseerde mobiele coachingsboodschap</w:t>
       </w:r>
     </w:p>
     <w:tbl>
@@ -6086,7 +6128,7 @@
                 <w:color w:val="6D28D9"/>
                 <w:sz w:val="20"/>
               </w:rPr>
-              <w:t>Voorbeeld — Deel 5: Mobiele coaching  |  Hoe formuleert u een effectieve coachingsboodschap?</w:t>
+              <w:t>Voorbeeld — Hoe formuleert u een effectieve coachingsboodschap?</w:t>
             </w:r>
           </w:p>
           <w:p>
@@ -6534,10 +6576,201 @@
         <w:pStyle w:val="Heading1"/>
       </w:pPr>
       <w:r>
+        <w:t>7  Deel 6: Reflectie op digitale benaderingslogica</w:t>
+      </w:r>
+    </w:p>
+    <w:p>
+      <w:pPr>
+        <w:pStyle w:val="Heading3"/>
+      </w:pPr>
+      <w:r>
+        <w:t>Instructies Deel 6 – Algemene reflectievraag</w:t>
+      </w:r>
+    </w:p>
+    <w:p>
+      <w:r>
+        <w:rPr>
+          <w:b/>
+        </w:rPr>
+        <w:t>Context – de PHOENIX-benaderingslogica:</w:t>
+      </w:r>
+    </w:p>
+    <w:p>
+      <w:r>
+        <w:t>PHOENIX verwerkt een vrije klachttekst via vijf opeenvolgende stappen: (1) identificatie van klacht- en toestandsdimensies als meetbare symptomen, (2) generatie van modificeerbare gedragsvariabelen (behandelingsopties), (3) prioritering via een bipartiet netwerk dat op dagelijkse EMA-data wordt gefit, (4) selectie van concrete EMA-meetitems per behandeldoel, en (5) formulering van een gepersonaliseerde dagelijkse coachingsboodschap.</w:t>
+      </w:r>
+    </w:p>
+    <w:p>
+      <w:r>
+        <w:t>De kern is symptoomgedreven netwerk-analyse: behandelprioriteiten worden niet klinisch verondersteld, maar empirisch bepaald op basis van gemeten verbanden tussen dagelijks gedrag (behandelingsopties) en klachtniveaus (symptomen) over de tijd.</w:t>
+      </w:r>
+    </w:p>
+    <w:p/>
+    <w:p>
+      <w:r>
+        <w:rPr>
+          <w:b/>
+        </w:rPr>
+        <w:t>Hypothetische situatie:</w:t>
+      </w:r>
+    </w:p>
+    <w:p>
+      <w:r>
+        <w:t>Stelt u zich voor dat u als zorgprofessional een vrije klachttekst ontvangt maar uitsluitend beschikt over:</w:t>
+      </w:r>
+    </w:p>
+    <w:p>
+      <w:r>
+        <w:t xml:space="preserve">   • een mobiele applicatie waarmee de persoon elke dag korte EMA-vragen beantwoordt (ja/nee, 0–10, aantal, minuten – dagelijkse datacollectie);</w:t>
+      </w:r>
+    </w:p>
+    <w:p>
+      <w:r>
+        <w:t xml:space="preserve">   • een dagelijks digitaal bericht dat u stuurt naar de persoon (zoals in Deel 5 geformuleerd).</w:t>
+      </w:r>
+    </w:p>
+    <w:p>
+      <w:r>
+        <w:t>Geen directe consulten, telefoongesprekken of andere contactvormen.</w:t>
+      </w:r>
+    </w:p>
+    <w:p/>
+    <w:p>
+      <w:r>
+        <w:rPr>
+          <w:b/>
+        </w:rPr>
+        <w:t>Reflectievraag – beschrijf uw benaderingslogica concreet:</w:t>
+      </w:r>
+    </w:p>
+    <w:p>
+      <w:r>
+        <w:t>a.  Welke informatie zou u via de dagelijkse EMA-vragen willen verzamelen, en hoe bepaalt u die selectie op basis van de vrije klachttekst?</w:t>
+      </w:r>
+    </w:p>
+    <w:p>
+      <w:r>
+        <w:t>b.  Hoe stemt u de dagelijkse boodschappen af op wat u via de EMA-data geleidelijk leert over de toestand en het gedrag van de persoon?</w:t>
+      </w:r>
+    </w:p>
+    <w:p>
+      <w:r>
+        <w:t>c.  Zou u uw digitale aanpak bijsturen naarmate meer data beschikbaar wordt? Zo ja – op basis van welke criteria en via welk redeneerproces?</w:t>
+      </w:r>
+    </w:p>
+    <w:p/>
+    <w:p>
+      <w:r>
+        <w:rPr>
+          <w:i/>
+        </w:rPr>
+        <w:t>Er is geen enkel correct antwoord. Dit deel brengt uw klinische benaderingslogica in kaart naast die van PHOENIX, om benaderingsdiscrepanties te onderzoeken. Neem voldoende ruimte om uw redenering volledig en concreet te beschrijven.</w:t>
+      </w:r>
+    </w:p>
+    <w:p/>
+    <w:p>
+      <w:pPr>
+        <w:pStyle w:val="Heading3"/>
+      </w:pPr>
+      <w:r>
+        <w:t>Uw antwoord – Deel 6</w:t>
+      </w:r>
+    </w:p>
+    <w:p>
+      <w:r>
+        <w:t>Beschrijf uw aanpak zo concreet mogelijk (welke vragen, criteria, hoe u bijstuurt op basis van data):</w:t>
+      </w:r>
+    </w:p>
+    <w:p>
+      <w:r>
+        <w:t>____________________________________________________________</w:t>
+      </w:r>
+    </w:p>
+    <w:p>
+      <w:r>
+        <w:t>____________________________________________________________</w:t>
+      </w:r>
+    </w:p>
+    <w:p>
+      <w:r>
+        <w:t>____________________________________________________________</w:t>
+      </w:r>
+    </w:p>
+    <w:p>
+      <w:r>
+        <w:t>____________________________________________________________</w:t>
+      </w:r>
+    </w:p>
+    <w:p>
+      <w:r>
+        <w:t>____________________________________________________________</w:t>
+      </w:r>
+    </w:p>
+    <w:p>
+      <w:r>
+        <w:t>____________________________________________________________</w:t>
+      </w:r>
+    </w:p>
+    <w:p>
+      <w:r>
+        <w:t>____________________________________________________________</w:t>
+      </w:r>
+    </w:p>
+    <w:p>
+      <w:r>
+        <w:t>____________________________________________________________</w:t>
+      </w:r>
+    </w:p>
+    <w:p>
+      <w:r>
+        <w:t>____________________________________________________________</w:t>
+      </w:r>
+    </w:p>
+    <w:p>
+      <w:r>
+        <w:t>____________________________________________________________</w:t>
+      </w:r>
+    </w:p>
+    <w:p>
+      <w:r>
+        <w:t>____________________________________________________________</w:t>
+      </w:r>
+    </w:p>
+    <w:p>
+      <w:r>
+        <w:t>____________________________________________________________</w:t>
+      </w:r>
+    </w:p>
+    <w:p>
+      <w:r>
+        <w:t>____________________________________________________________</w:t>
+      </w:r>
+    </w:p>
+    <w:p>
+      <w:r>
+        <w:t>____________________________________________________________</w:t>
+      </w:r>
+    </w:p>
+    <w:p>
+      <w:r>
+        <w:t>____________________________________________________________</w:t>
+      </w:r>
+    </w:p>
+    <w:p>
+      <w:r>
+        <w:t>____________________________________________________________</w:t>
+      </w:r>
+    </w:p>
+    <w:p/>
+    <w:p>
+      <w:pPr>
+        <w:pStyle w:val="Heading1"/>
+      </w:pPr>
+      <w:r>
         <w:rPr>
           <w:color w:val="1E3A5F"/>
         </w:rPr>
-        <w:t>7  Afronding en terugbezorging</w:t>
+        <w:t>8  Afronding en terugbezorging</w:t>
       </w:r>
     </w:p>
     <w:p>
@@ -6552,7 +6785,7 @@
           <w:color w:val="000000"/>
           <w:sz w:val="22"/>
         </w:rPr>
-        <w:t>Dank u voor het invullen van alle vijf delen voor uw twee toegewezen casussen (Casus 1 en Casus 2).</w:t>
+        <w:t>Dank u voor het invullen van alle zes delen voor uw twee toegewezen casussen (Casus 1 en Casus 2) en de afsluitende reflectievraag.</w:t>
       </w:r>
     </w:p>
     <w:tbl>
@@ -6636,6 +6869,8 @@
                 <w:sz w:val="19"/>
               </w:rPr>
               <w:t>☐  Ik heb in Deel 5 een mobiele coachingsboodschap geschreven.</w:t>
+              <w:br/>
+              <w:t>☐  Ik heb in Deel 6 de reflectievraag over digitale benaderingslogica beantwoord.</w:t>
             </w:r>
           </w:p>
           <w:p>
